--- a/zht/docx/178.content.docx
+++ b/zht/docx/178.content.docx
@@ -554,18 +554,12 @@
           <w:lang w:val="zh_TW" w:bidi="zh_TW"/>
         </w:rPr>
       </w:r>
-      <w:hyperlink r:id="rId13">
-        <w:r>
-          <w:rPr>
-            <w:lang w:val="zh_TW" w:bidi="zh_TW"/>
-          </w:rPr>
-          <w:rPr>
-            <w:color w:val="0000EE"/>
-            <w:u w:val="single"/>
-          </w:rPr>
-          <w:t>撒母耳記下24:16</w:t>
-        </w:r>
-      </w:hyperlink>
+      <w:r>
+        <w:rPr>
+          <w:lang w:val="zh_TW" w:bidi="zh_TW"/>
+        </w:rPr>
+        <w:t>撒母耳記下24:16</w:t>
+      </w:r>
     </w:p>
     <w:p>
       <w:pPr>
@@ -578,18 +572,12 @@
           <w:lang w:val="zh_TW" w:bidi="zh_TW"/>
         </w:rPr>
       </w:r>
-      <w:hyperlink r:id="rId14">
-        <w:r>
-          <w:rPr>
-            <w:lang w:val="zh_TW" w:bidi="zh_TW"/>
-          </w:rPr>
-          <w:rPr>
-            <w:color w:val="0000EE"/>
-            <w:u w:val="single"/>
-          </w:rPr>
-          <w:t>使徒行傳10:3–6</w:t>
-        </w:r>
-      </w:hyperlink>
+      <w:r>
+        <w:rPr>
+          <w:lang w:val="zh_TW" w:bidi="zh_TW"/>
+        </w:rPr>
+        <w:t>使徒行傳10:3–6</w:t>
+      </w:r>
     </w:p>
     <w:p>
       <w:pPr>
@@ -602,18 +590,12 @@
           <w:lang w:val="zh_TW" w:bidi="zh_TW"/>
         </w:rPr>
       </w:r>
-      <w:hyperlink r:id="rId15">
-        <w:r>
-          <w:rPr>
-            <w:lang w:val="zh_TW" w:bidi="zh_TW"/>
-          </w:rPr>
-          <w:rPr>
-            <w:color w:val="0000EE"/>
-            <w:u w:val="single"/>
-          </w:rPr>
-          <w:t>使徒行傳12:23</w:t>
-        </w:r>
-      </w:hyperlink>
+      <w:r>
+        <w:rPr>
+          <w:lang w:val="zh_TW" w:bidi="zh_TW"/>
+        </w:rPr>
+        <w:t>使徒行傳12:23</w:t>
+      </w:r>
     </w:p>
     <w:p>
       <w:pPr>
@@ -626,18 +608,12 @@
           <w:lang w:val="zh_TW" w:bidi="zh_TW"/>
         </w:rPr>
       </w:r>
-      <w:hyperlink r:id="rId16">
-        <w:r>
-          <w:rPr>
-            <w:lang w:val="zh_TW" w:bidi="zh_TW"/>
-          </w:rPr>
-          <w:rPr>
-            <w:color w:val="0000EE"/>
-            <w:u w:val="single"/>
-          </w:rPr>
-          <w:t>歌羅西書2:18–19</w:t>
-        </w:r>
-      </w:hyperlink>
+      <w:r>
+        <w:rPr>
+          <w:lang w:val="zh_TW" w:bidi="zh_TW"/>
+        </w:rPr>
+        <w:t>歌羅西書2:18–19</w:t>
+      </w:r>
     </w:p>
     <w:p>
       <w:pPr>
@@ -650,18 +626,12 @@
           <w:lang w:val="zh_TW" w:bidi="zh_TW"/>
         </w:rPr>
       </w:r>
-      <w:hyperlink r:id="rId17">
-        <w:r>
-          <w:rPr>
-            <w:lang w:val="zh_TW" w:bidi="zh_TW"/>
-          </w:rPr>
-          <w:rPr>
-            <w:color w:val="0000EE"/>
-            <w:u w:val="single"/>
-          </w:rPr>
-          <w:t>創世記48:16</w:t>
-        </w:r>
-      </w:hyperlink>
+      <w:r>
+        <w:rPr>
+          <w:lang w:val="zh_TW" w:bidi="zh_TW"/>
+        </w:rPr>
+        <w:t>創世記48:16</w:t>
+      </w:r>
     </w:p>
     <w:p>
       <w:pPr>
@@ -674,18 +644,12 @@
           <w:lang w:val="zh_TW" w:bidi="zh_TW"/>
         </w:rPr>
       </w:r>
-      <w:hyperlink r:id="rId18">
-        <w:r>
-          <w:rPr>
-            <w:lang w:val="zh_TW" w:bidi="zh_TW"/>
-          </w:rPr>
-          <w:rPr>
-            <w:color w:val="0000EE"/>
-            <w:u w:val="single"/>
-          </w:rPr>
-          <w:t>路加福音2:13</w:t>
-        </w:r>
-      </w:hyperlink>
+      <w:r>
+        <w:rPr>
+          <w:lang w:val="zh_TW" w:bidi="zh_TW"/>
+        </w:rPr>
+        <w:t>路加福音2:13</w:t>
+      </w:r>
     </w:p>
     <w:p>
       <w:pPr>
@@ -698,18 +662,12 @@
           <w:lang w:val="zh_TW" w:bidi="zh_TW"/>
         </w:rPr>
       </w:r>
-      <w:hyperlink r:id="rId19">
-        <w:r>
-          <w:rPr>
-            <w:lang w:val="zh_TW" w:bidi="zh_TW"/>
-          </w:rPr>
-          <w:rPr>
-            <w:color w:val="0000EE"/>
-            <w:u w:val="single"/>
-          </w:rPr>
-          <w:t>馬可福音8:38</w:t>
-        </w:r>
-      </w:hyperlink>
+      <w:r>
+        <w:rPr>
+          <w:lang w:val="zh_TW" w:bidi="zh_TW"/>
+        </w:rPr>
+        <w:t>馬可福音8:38</w:t>
+      </w:r>
     </w:p>
     <w:p>
       <w:pPr>
@@ -722,18 +680,12 @@
           <w:lang w:val="zh_TW" w:bidi="zh_TW"/>
         </w:rPr>
       </w:r>
-      <w:hyperlink r:id="rId20">
-        <w:r>
-          <w:rPr>
-            <w:lang w:val="zh_TW" w:bidi="zh_TW"/>
-          </w:rPr>
-          <w:rPr>
-            <w:color w:val="0000EE"/>
-            <w:u w:val="single"/>
-          </w:rPr>
-          <w:t>馬太福音13:50</w:t>
-        </w:r>
-      </w:hyperlink>
+      <w:r>
+        <w:rPr>
+          <w:lang w:val="zh_TW" w:bidi="zh_TW"/>
+        </w:rPr>
+        <w:t>馬太福音13:50</w:t>
+      </w:r>
     </w:p>
     <w:p>
       <w:pPr>
@@ -746,18 +698,12 @@
           <w:lang w:val="zh_TW" w:bidi="zh_TW"/>
         </w:rPr>
       </w:r>
-      <w:hyperlink r:id="rId21">
-        <w:r>
-          <w:rPr>
-            <w:lang w:val="zh_TW" w:bidi="zh_TW"/>
-          </w:rPr>
-          <w:rPr>
-            <w:color w:val="0000EE"/>
-            <w:u w:val="single"/>
-          </w:rPr>
-          <w:t>啟示錄1:20</w:t>
-        </w:r>
-      </w:hyperlink>
+      <w:r>
+        <w:rPr>
+          <w:lang w:val="zh_TW" w:bidi="zh_TW"/>
+        </w:rPr>
+        <w:t>啟示錄1:20</w:t>
+      </w:r>
     </w:p>
     <w:p>
       <w:pPr>
@@ -770,18 +716,12 @@
           <w:lang w:val="zh_TW" w:bidi="zh_TW"/>
         </w:rPr>
       </w:r>
-      <w:hyperlink r:id="rId22">
-        <w:r>
-          <w:rPr>
-            <w:lang w:val="zh_TW" w:bidi="zh_TW"/>
-          </w:rPr>
-          <w:rPr>
-            <w:color w:val="0000EE"/>
-            <w:u w:val="single"/>
-          </w:rPr>
-          <w:t>撒迦利亞書1:9</w:t>
-        </w:r>
-      </w:hyperlink>
+      <w:r>
+        <w:rPr>
+          <w:lang w:val="zh_TW" w:bidi="zh_TW"/>
+        </w:rPr>
+        <w:t>撒迦利亞書1:9</w:t>
+      </w:r>
     </w:p>
     <w:p>
       <w:pPr>
@@ -1400,18 +1340,12 @@
           <w:lang w:val="zh_TW" w:bidi="zh_TW"/>
         </w:rPr>
       </w:r>
-      <w:hyperlink r:id="rId23">
-        <w:r>
-          <w:rPr>
-            <w:lang w:val="zh_TW" w:bidi="zh_TW"/>
-          </w:rPr>
-          <w:rPr>
-            <w:color w:val="0000EE"/>
-            <w:u w:val="single"/>
-          </w:rPr>
-          <w:t>列王紀上8:22–24</w:t>
-        </w:r>
-      </w:hyperlink>
+      <w:r>
+        <w:rPr>
+          <w:lang w:val="zh_TW" w:bidi="zh_TW"/>
+        </w:rPr>
+        <w:t>列王紀上8:22–24</w:t>
+      </w:r>
     </w:p>
     <w:p>
       <w:pPr>
@@ -1424,18 +1358,12 @@
           <w:lang w:val="zh_TW" w:bidi="zh_TW"/>
         </w:rPr>
       </w:r>
-      <w:hyperlink r:id="rId24">
-        <w:r>
-          <w:rPr>
-            <w:lang w:val="zh_TW" w:bidi="zh_TW"/>
-          </w:rPr>
-          <w:rPr>
-            <w:color w:val="0000EE"/>
-            <w:u w:val="single"/>
-          </w:rPr>
-          <w:t>帖撒羅尼迦前書1:8–10</w:t>
-        </w:r>
-      </w:hyperlink>
+      <w:r>
+        <w:rPr>
+          <w:lang w:val="zh_TW" w:bidi="zh_TW"/>
+        </w:rPr>
+        <w:t>帖撒羅尼迦前書1:8–10</w:t>
+      </w:r>
     </w:p>
     <w:p>
       <w:pPr>
@@ -1448,18 +1376,12 @@
           <w:lang w:val="zh_TW" w:bidi="zh_TW"/>
         </w:rPr>
       </w:r>
-      <w:hyperlink r:id="rId25">
-        <w:r>
-          <w:rPr>
-            <w:lang w:val="zh_TW" w:bidi="zh_TW"/>
-          </w:rPr>
-          <w:rPr>
-            <w:color w:val="0000EE"/>
-            <w:u w:val="single"/>
-          </w:rPr>
-          <w:t>帖撒羅尼迦前書4:17</w:t>
-        </w:r>
-      </w:hyperlink>
+      <w:r>
+        <w:rPr>
+          <w:lang w:val="zh_TW" w:bidi="zh_TW"/>
+        </w:rPr>
+        <w:t>帖撒羅尼迦前書4:17</w:t>
+      </w:r>
     </w:p>
     <w:p>
       <w:pPr>
@@ -1472,18 +1394,12 @@
           <w:lang w:val="zh_TW" w:bidi="zh_TW"/>
         </w:rPr>
       </w:r>
-      <w:hyperlink r:id="rId26">
-        <w:r>
-          <w:rPr>
-            <w:lang w:val="zh_TW" w:bidi="zh_TW"/>
-          </w:rPr>
-          <w:rPr>
-            <w:color w:val="0000EE"/>
-            <w:u w:val="single"/>
-          </w:rPr>
-          <w:t>申命記9:1</w:t>
-        </w:r>
-      </w:hyperlink>
+      <w:r>
+        <w:rPr>
+          <w:lang w:val="zh_TW" w:bidi="zh_TW"/>
+        </w:rPr>
+        <w:t>申命記9:1</w:t>
+      </w:r>
     </w:p>
     <w:p>
       <w:pPr>
@@ -1496,18 +1412,12 @@
           <w:lang w:val="zh_TW" w:bidi="zh_TW"/>
         </w:rPr>
       </w:r>
-      <w:hyperlink r:id="rId27">
-        <w:r>
-          <w:rPr>
-            <w:lang w:val="zh_TW" w:bidi="zh_TW"/>
-          </w:rPr>
-          <w:rPr>
-            <w:color w:val="0000EE"/>
-            <w:u w:val="single"/>
-          </w:rPr>
-          <w:t>以弗所書6:9</w:t>
-        </w:r>
-      </w:hyperlink>
+      <w:r>
+        <w:rPr>
+          <w:lang w:val="zh_TW" w:bidi="zh_TW"/>
+        </w:rPr>
+        <w:t>以弗所書6:9</w:t>
+      </w:r>
     </w:p>
     <w:p>
       <w:pPr>
@@ -1520,18 +1430,12 @@
           <w:lang w:val="zh_TW" w:bidi="zh_TW"/>
         </w:rPr>
       </w:r>
-      <w:hyperlink r:id="rId28">
-        <w:r>
-          <w:rPr>
-            <w:lang w:val="zh_TW" w:bidi="zh_TW"/>
-          </w:rPr>
-          <w:rPr>
-            <w:color w:val="0000EE"/>
-            <w:u w:val="single"/>
-          </w:rPr>
-          <w:t>創世記1:1</w:t>
-        </w:r>
-      </w:hyperlink>
+      <w:r>
+        <w:rPr>
+          <w:lang w:val="zh_TW" w:bidi="zh_TW"/>
+        </w:rPr>
+        <w:t>創世記1:1</w:t>
+      </w:r>
     </w:p>
     <w:p>
       <w:pPr>
@@ -1544,18 +1448,12 @@
           <w:lang w:val="zh_TW" w:bidi="zh_TW"/>
         </w:rPr>
       </w:r>
-      <w:hyperlink r:id="rId29">
-        <w:r>
-          <w:rPr>
-            <w:lang w:val="zh_TW" w:bidi="zh_TW"/>
-          </w:rPr>
-          <w:rPr>
-            <w:color w:val="0000EE"/>
-            <w:u w:val="single"/>
-          </w:rPr>
-          <w:t>創世記7:11</w:t>
-        </w:r>
-      </w:hyperlink>
+      <w:r>
+        <w:rPr>
+          <w:lang w:val="zh_TW" w:bidi="zh_TW"/>
+        </w:rPr>
+        <w:t>創世記7:11</w:t>
+      </w:r>
     </w:p>
     <w:p>
       <w:pPr>
@@ -1568,18 +1466,12 @@
           <w:lang w:val="zh_TW" w:bidi="zh_TW"/>
         </w:rPr>
       </w:r>
-      <w:hyperlink r:id="rId30">
-        <w:r>
-          <w:rPr>
-            <w:lang w:val="zh_TW" w:bidi="zh_TW"/>
-          </w:rPr>
-          <w:rPr>
-            <w:color w:val="0000EE"/>
-            <w:u w:val="single"/>
-          </w:rPr>
-          <w:t>約翰福音3:12</w:t>
-        </w:r>
-      </w:hyperlink>
+      <w:r>
+        <w:rPr>
+          <w:lang w:val="zh_TW" w:bidi="zh_TW"/>
+        </w:rPr>
+        <w:t>約翰福音3:12</w:t>
+      </w:r>
     </w:p>
     <w:p>
       <w:pPr>
@@ -1592,18 +1484,12 @@
           <w:lang w:val="zh_TW" w:bidi="zh_TW"/>
         </w:rPr>
       </w:r>
-      <w:hyperlink r:id="rId31">
-        <w:r>
-          <w:rPr>
-            <w:lang w:val="zh_TW" w:bidi="zh_TW"/>
-          </w:rPr>
-          <w:rPr>
-            <w:color w:val="0000EE"/>
-            <w:u w:val="single"/>
-          </w:rPr>
-          <w:t>約翰福音3:27</w:t>
-        </w:r>
-      </w:hyperlink>
+      <w:r>
+        <w:rPr>
+          <w:lang w:val="zh_TW" w:bidi="zh_TW"/>
+        </w:rPr>
+        <w:t>約翰福音3:27</w:t>
+      </w:r>
     </w:p>
     <w:p>
       <w:pPr>
@@ -1616,18 +1502,12 @@
           <w:lang w:val="zh_TW" w:bidi="zh_TW"/>
         </w:rPr>
       </w:r>
-      <w:hyperlink r:id="rId32">
-        <w:r>
-          <w:rPr>
-            <w:lang w:val="zh_TW" w:bidi="zh_TW"/>
-          </w:rPr>
-          <w:rPr>
-            <w:color w:val="0000EE"/>
-            <w:u w:val="single"/>
-          </w:rPr>
-          <w:t>馬太福音5:18</w:t>
-        </w:r>
-      </w:hyperlink>
+      <w:r>
+        <w:rPr>
+          <w:lang w:val="zh_TW" w:bidi="zh_TW"/>
+        </w:rPr>
+        <w:t>馬太福音5:18</w:t>
+      </w:r>
     </w:p>
     <w:p>
       <w:pPr>
@@ -1640,18 +1520,12 @@
           <w:lang w:val="zh_TW" w:bidi="zh_TW"/>
         </w:rPr>
       </w:r>
-      <w:hyperlink r:id="rId33">
-        <w:r>
-          <w:rPr>
-            <w:lang w:val="zh_TW" w:bidi="zh_TW"/>
-          </w:rPr>
-          <w:rPr>
-            <w:color w:val="0000EE"/>
-            <w:u w:val="single"/>
-          </w:rPr>
-          <w:t>馬太福音5:46–48</w:t>
-        </w:r>
-      </w:hyperlink>
+      <w:r>
+        <w:rPr>
+          <w:lang w:val="zh_TW" w:bidi="zh_TW"/>
+        </w:rPr>
+        <w:t>馬太福音5:46–48</w:t>
+      </w:r>
     </w:p>
     <w:p>
       <w:pPr>

--- a/zht/docx/178.content.docx
+++ b/zht/docx/178.content.docx
@@ -469,19 +469,7 @@
         <w:rPr>
           <w:lang w:val="zh_TW" w:bidi="zh_TW"/>
         </w:rPr>
-        <w:t>、</w:t>
-      </w:r>
-      <w:r>
-        <w:rPr>
-          <w:lang w:val="zh_TW" w:bidi="zh_TW"/>
-        </w:rPr>
-        <w:t>頭</w:t>
-      </w:r>
-      <w:r>
-        <w:rPr>
-          <w:lang w:val="zh_TW" w:bidi="zh_TW"/>
-        </w:rPr>
-        <w:t>、</w:t>
+        <w:t>、頭、</w:t>
       </w:r>
       <w:r>
         <w:rPr>
